--- a/documents/docx_templates/reception_form_template.docx
+++ b/documents/docx_templates/reception_form_template.docx
@@ -5,37 +5,117 @@
     <w:p>
       <w:pPr>
         <w:pStyle w:val="Heading1"/>
-        <w:jc w:val="center"/>
       </w:pPr>
       <w:r>
-        <w:t>Fiche de Réception d'Échantillons</w:t>
+        <w:t>FICHE DE RÉCEPTION D'ÉCHANTILLONS</w:t>
+      </w:r>
+    </w:p>
+    <w:p>
+      <w:r>
+        <w:t>PLAGENOR — ESSBO</w:t>
+      </w:r>
+    </w:p>
+    <w:p>
+      <w:r>
+        <w:t>Référence : {{DISPLAY_ID}}</w:t>
+      </w:r>
+    </w:p>
+    <w:p>
+      <w:r>
+        <w:t>Code de suivi : {{TRACKING_CODE}}</w:t>
       </w:r>
     </w:p>
     <w:p/>
     <w:tbl>
       <w:tblPr>
-        <w:tblStyle w:val="TableGrid"/>
+        <w:tblStyle w:val="LightGrid-Accent1"/>
         <w:tblW w:type="auto" w:w="0"/>
         <w:tblLook w:firstColumn="1" w:firstRow="1" w:lastColumn="0" w:lastRow="0" w:noHBand="0" w:noVBand="1" w:val="04A0"/>
       </w:tblPr>
       <w:tblGrid>
-        <w:gridCol w:w="4320"/>
-        <w:gridCol w:w="4320"/>
+        <w:gridCol w:w="4514"/>
+        <w:gridCol w:w="4514"/>
       </w:tblGrid>
       <w:tr>
         <w:tc>
           <w:tcPr>
-            <w:tcW w:type="dxa" w:w="4320"/>
+            <w:tcW w:type="dxa" w:w="4514"/>
           </w:tcPr>
           <w:p>
             <w:r>
-              <w:t>Date RDV</w:t>
+              <w:t>Service</w:t>
             </w:r>
           </w:p>
         </w:tc>
         <w:tc>
           <w:tcPr>
-            <w:tcW w:type="dxa" w:w="4320"/>
+            <w:tcW w:type="dxa" w:w="4514"/>
+          </w:tcPr>
+          <w:p>
+            <w:r>
+              <w:t>{{SERVICE_NAME}}</w:t>
+            </w:r>
+          </w:p>
+        </w:tc>
+      </w:tr>
+      <w:tr>
+        <w:tc>
+          <w:tcPr>
+            <w:tcW w:type="dxa" w:w="4514"/>
+          </w:tcPr>
+          <w:p>
+            <w:r>
+              <w:t>Canal</w:t>
+            </w:r>
+          </w:p>
+        </w:tc>
+        <w:tc>
+          <w:tcPr>
+            <w:tcW w:type="dxa" w:w="4514"/>
+          </w:tcPr>
+          <w:p>
+            <w:r>
+              <w:t>{{CHANNEL}}</w:t>
+            </w:r>
+          </w:p>
+        </w:tc>
+      </w:tr>
+      <w:tr>
+        <w:tc>
+          <w:tcPr>
+            <w:tcW w:type="dxa" w:w="4514"/>
+          </w:tcPr>
+          <w:p>
+            <w:r>
+              <w:t>Urgence</w:t>
+            </w:r>
+          </w:p>
+        </w:tc>
+        <w:tc>
+          <w:tcPr>
+            <w:tcW w:type="dxa" w:w="4514"/>
+          </w:tcPr>
+          <w:p>
+            <w:r>
+              <w:t>{{URGENCY}}</w:t>
+            </w:r>
+          </w:p>
+        </w:tc>
+      </w:tr>
+      <w:tr>
+        <w:tc>
+          <w:tcPr>
+            <w:tcW w:type="dxa" w:w="4514"/>
+          </w:tcPr>
+          <w:p>
+            <w:r>
+              <w:t>Date de RDV</w:t>
+            </w:r>
+          </w:p>
+        </w:tc>
+        <w:tc>
+          <w:tcPr>
+            <w:tcW w:type="dxa" w:w="4514"/>
           </w:tcPr>
           <w:p>
             <w:r>
@@ -47,21 +127,21 @@
       <w:tr>
         <w:tc>
           <w:tcPr>
-            <w:tcW w:type="dxa" w:w="4320"/>
+            <w:tcW w:type="dxa" w:w="4514"/>
           </w:tcPr>
           <w:p>
             <w:r>
-              <w:t>Code suivi</w:t>
+              <w:t>Analyste assigné</w:t>
             </w:r>
           </w:p>
         </w:tc>
         <w:tc>
           <w:tcPr>
-            <w:tcW w:type="dxa" w:w="4320"/>
+            <w:tcW w:type="dxa" w:w="4514"/>
           </w:tcPr>
           <w:p>
             <w:r>
-              <w:t>{{TRACKING_CODE}}</w:t>
+              <w:t>{{ASSIGNED_ANALYST}}</w:t>
             </w:r>
           </w:p>
         </w:tc>
@@ -69,17 +149,58 @@
       <w:tr>
         <w:tc>
           <w:tcPr>
-            <w:tcW w:type="dxa" w:w="4320"/>
+            <w:tcW w:type="dxa" w:w="4514"/>
           </w:tcPr>
           <w:p>
             <w:r>
-              <w:t>Demandeur</w:t>
+              <w:t>Date de soumission</w:t>
             </w:r>
           </w:p>
         </w:tc>
         <w:tc>
           <w:tcPr>
-            <w:tcW w:type="dxa" w:w="4320"/>
+            <w:tcW w:type="dxa" w:w="4514"/>
+          </w:tcPr>
+          <w:p>
+            <w:r>
+              <w:t>{{SUBMISSION_DATE}}</w:t>
+            </w:r>
+          </w:p>
+        </w:tc>
+      </w:tr>
+    </w:tbl>
+    <w:p>
+      <w:pPr>
+        <w:pStyle w:val="Heading2"/>
+      </w:pPr>
+      <w:r>
+        <w:t>Déposant</w:t>
+      </w:r>
+    </w:p>
+    <w:tbl>
+      <w:tblPr>
+        <w:tblStyle w:val="LightGrid-Accent1"/>
+        <w:tblW w:type="auto" w:w="0"/>
+        <w:tblLook w:firstColumn="1" w:firstRow="1" w:lastColumn="0" w:lastRow="0" w:noHBand="0" w:noVBand="1" w:val="04A0"/>
+      </w:tblPr>
+      <w:tblGrid>
+        <w:gridCol w:w="4514"/>
+        <w:gridCol w:w="4514"/>
+      </w:tblGrid>
+      <w:tr>
+        <w:tc>
+          <w:tcPr>
+            <w:tcW w:type="dxa" w:w="4514"/>
+          </w:tcPr>
+          <w:p>
+            <w:r>
+              <w:t>Nom</w:t>
+            </w:r>
+          </w:p>
+        </w:tc>
+        <w:tc>
+          <w:tcPr>
+            <w:tcW w:type="dxa" w:w="4514"/>
           </w:tcPr>
           <w:p>
             <w:r>
@@ -88,57 +209,296 @@
           </w:p>
         </w:tc>
       </w:tr>
+      <w:tr>
+        <w:tc>
+          <w:tcPr>
+            <w:tcW w:type="dxa" w:w="4514"/>
+          </w:tcPr>
+          <w:p>
+            <w:r>
+              <w:t>Email</w:t>
+            </w:r>
+          </w:p>
+        </w:tc>
+        <w:tc>
+          <w:tcPr>
+            <w:tcW w:type="dxa" w:w="4514"/>
+          </w:tcPr>
+          <w:p>
+            <w:r>
+              <w:t>{{EMAIL}}</w:t>
+            </w:r>
+          </w:p>
+        </w:tc>
+      </w:tr>
+      <w:tr>
+        <w:tc>
+          <w:tcPr>
+            <w:tcW w:type="dxa" w:w="4514"/>
+          </w:tcPr>
+          <w:p>
+            <w:r>
+              <w:t>Téléphone</w:t>
+            </w:r>
+          </w:p>
+        </w:tc>
+        <w:tc>
+          <w:tcPr>
+            <w:tcW w:type="dxa" w:w="4514"/>
+          </w:tcPr>
+          <w:p>
+            <w:r>
+              <w:t>{{PHONE}}</w:t>
+            </w:r>
+          </w:p>
+        </w:tc>
+      </w:tr>
+      <w:tr>
+        <w:tc>
+          <w:tcPr>
+            <w:tcW w:type="dxa" w:w="4514"/>
+          </w:tcPr>
+          <w:p>
+            <w:r>
+              <w:t>Établissement</w:t>
+            </w:r>
+          </w:p>
+        </w:tc>
+        <w:tc>
+          <w:tcPr>
+            <w:tcW w:type="dxa" w:w="4514"/>
+          </w:tcPr>
+          <w:p>
+            <w:r>
+              <w:t>{{ETABLISSEMENT}}</w:t>
+            </w:r>
+          </w:p>
+        </w:tc>
+      </w:tr>
+      <w:tr>
+        <w:tc>
+          <w:tcPr>
+            <w:tcW w:type="dxa" w:w="4514"/>
+          </w:tcPr>
+          <w:p>
+            <w:r>
+              <w:t>Laboratoire</w:t>
+            </w:r>
+          </w:p>
+        </w:tc>
+        <w:tc>
+          <w:tcPr>
+            <w:tcW w:type="dxa" w:w="4514"/>
+          </w:tcPr>
+          <w:p>
+            <w:r>
+              <w:t>{{LABORATORY}}</w:t>
+            </w:r>
+          </w:p>
+        </w:tc>
+      </w:tr>
     </w:tbl>
-    <w:p/>
     <w:p>
       <w:pPr>
         <w:pStyle w:val="Heading2"/>
       </w:pPr>
       <w:r>
-        <w:t>Détails des échantillons</w:t>
+        <w:t>Échantillons soumis</w:t>
       </w:r>
     </w:p>
     <w:p>
       <w:r>
-        <w:t>[Détails des échantillons reçus]</w:t>
+        <w:t>{{SAMPLE_TABLE}}</w:t>
       </w:r>
     </w:p>
-    <w:p/>
     <w:p>
       <w:pPr>
         <w:pStyle w:val="Heading2"/>
       </w:pPr>
       <w:r>
-        <w:t>État des échantillons</w:t>
+        <w:t>Contrôle à la réception</w:t>
+      </w:r>
+    </w:p>
+    <w:tbl>
+      <w:tblPr>
+        <w:tblStyle w:val="LightGrid-Accent1"/>
+        <w:tblW w:type="auto" w:w="0"/>
+        <w:tblLook w:firstColumn="1" w:firstRow="1" w:lastColumn="0" w:lastRow="0" w:noHBand="0" w:noVBand="1" w:val="04A0"/>
+      </w:tblPr>
+      <w:tblGrid>
+        <w:gridCol w:w="4514"/>
+        <w:gridCol w:w="4514"/>
+      </w:tblGrid>
+      <w:tr>
+        <w:tc>
+          <w:tcPr>
+            <w:tcW w:type="dxa" w:w="4514"/>
+          </w:tcPr>
+          <w:p>
+            <w:r>
+              <w:t>Date de réception</w:t>
+            </w:r>
+          </w:p>
+        </w:tc>
+        <w:tc>
+          <w:tcPr>
+            <w:tcW w:type="dxa" w:w="4514"/>
+          </w:tcPr>
+          <w:p>
+            <w:r>
+              <w:t>___ / ___ / ______</w:t>
+            </w:r>
+          </w:p>
+        </w:tc>
+      </w:tr>
+      <w:tr>
+        <w:tc>
+          <w:tcPr>
+            <w:tcW w:type="dxa" w:w="4514"/>
+          </w:tcPr>
+          <w:p>
+            <w:r>
+              <w:t>Nombre d'échantillons reçus</w:t>
+            </w:r>
+          </w:p>
+        </w:tc>
+        <w:tc>
+          <w:tcPr>
+            <w:tcW w:type="dxa" w:w="4514"/>
+          </w:tcPr>
+          <w:p>
+            <w:r>
+              <w:t>____________</w:t>
+            </w:r>
+          </w:p>
+        </w:tc>
+      </w:tr>
+      <w:tr>
+        <w:tc>
+          <w:tcPr>
+            <w:tcW w:type="dxa" w:w="4514"/>
+          </w:tcPr>
+          <w:p>
+            <w:r>
+              <w:t>État des échantillons</w:t>
+            </w:r>
+          </w:p>
+        </w:tc>
+        <w:tc>
+          <w:tcPr>
+            <w:tcW w:type="dxa" w:w="4514"/>
+          </w:tcPr>
+          <w:p>
+            <w:r>
+              <w:t>☐ Bon   ☐ Acceptable   ☐ Dégradé</w:t>
+            </w:r>
+          </w:p>
+        </w:tc>
+      </w:tr>
+      <w:tr>
+        <w:tc>
+          <w:tcPr>
+            <w:tcW w:type="dxa" w:w="4514"/>
+          </w:tcPr>
+          <w:p>
+            <w:r>
+              <w:t>Observations</w:t>
+            </w:r>
+          </w:p>
+        </w:tc>
+        <w:tc>
+          <w:tcPr>
+            <w:tcW w:type="dxa" w:w="4514"/>
+          </w:tcPr>
+          <w:p>
+            <w:r/>
+          </w:p>
+        </w:tc>
+      </w:tr>
+    </w:tbl>
+    <w:p/>
+    <w:p>
+      <w:r>
+        <w:t>Signature du réceptionniste : ________________________</w:t>
       </w:r>
     </w:p>
     <w:p>
       <w:r>
-        <w:t>[ ] Conforme   [ ] Non conforme</w:t>
-      </w:r>
-    </w:p>
-    <w:p>
-      <w:r>
-        <w:t>Observations: ____________________________________________</w:t>
-      </w:r>
-    </w:p>
-    <w:p/>
-    <w:p>
-      <w:pPr>
-        <w:jc w:val="right"/>
-      </w:pPr>
-      <w:r>
-        <w:t>Réceptionné par: ________________________</w:t>
+        <w:t>Signature du déposant : ________________________</w:t>
       </w:r>
     </w:p>
     <w:sectPr>
-      <w:pgSz w:w="12240" w:h="15840"/>
-      <w:pgMar w:top="1440" w:right="1800" w:bottom="1440" w:left="1800" w:header="720" w:footer="720" w:gutter="0"/>
+      <w:footerReference w:type="default" r:id="rId9"/>
+      <w:headerReference w:type="default" r:id="rId10"/>
+      <w:pgSz w:w="11909" w:h="16834"/>
+      <w:pgMar w:top="1440" w:right="1440" w:bottom="1440" w:left="1440" w:header="720" w:footer="720" w:gutter="0"/>
       <w:cols w:space="720"/>
       <w:docGrid w:linePitch="360"/>
     </w:sectPr>
   </w:body>
 </w:document>
+</file>
+
+<file path=word/footer1.xml><?xml version="1.0" encoding="utf-8"?>
+<w:ftr xmlns:m="http://schemas.openxmlformats.org/officeDocument/2006/math" xmlns:mc="http://schemas.openxmlformats.org/markup-compatibility/2006" xmlns:mo="http://schemas.microsoft.com/office/mac/office/2008/main" xmlns:mv="urn:schemas-microsoft-com:mac:vml" xmlns:o="urn:schemas-microsoft-com:office:office" xmlns:r="http://schemas.openxmlformats.org/officeDocument/2006/relationships" xmlns:v="urn:schemas-microsoft-com:vml" xmlns:w10="urn:schemas-microsoft-com:office:word" xmlns:w14="http://schemas.microsoft.com/office/word/2010/wordml" xmlns:w="http://schemas.openxmlformats.org/wordprocessingml/2006/main" xmlns:wne="http://schemas.microsoft.com/office/word/2006/wordml" xmlns:wp14="http://schemas.microsoft.com/office/word/2010/wordprocessingDrawing" xmlns:wp="http://schemas.openxmlformats.org/drawingml/2006/wordprocessingDrawing" xmlns:wpc="http://schemas.microsoft.com/office/word/2010/wordprocessingCanvas" xmlns:wpg="http://schemas.microsoft.com/office/word/2010/wordprocessingGroup" xmlns:wpi="http://schemas.microsoft.com/office/word/2010/wordprocessingInk" xmlns:wps="http://schemas.microsoft.com/office/word/2010/wordprocessingShape" mc:Ignorable="w14 wp14">
+  <w:p>
+    <w:pPr>
+      <w:pStyle w:val="Footer"/>
+    </w:pPr>
+    <w:r/>
+    <w:r>
+      <w:rPr>
+        <w:sz w:val="18"/>
+      </w:rPr>
+      <w:t>Document généré automatiquement par PLAGENOR 4.0 · ESSBO</w:t>
+    </w:r>
+  </w:p>
+</w:ftr>
+</file>
+
+<file path=word/header1.xml><?xml version="1.0" encoding="utf-8"?>
+<w:hdr xmlns:m="http://schemas.openxmlformats.org/officeDocument/2006/math" xmlns:mc="http://schemas.openxmlformats.org/markup-compatibility/2006" xmlns:mo="http://schemas.microsoft.com/office/mac/office/2008/main" xmlns:mv="urn:schemas-microsoft-com:mac:vml" xmlns:o="urn:schemas-microsoft-com:office:office" xmlns:r="http://schemas.openxmlformats.org/officeDocument/2006/relationships" xmlns:v="urn:schemas-microsoft-com:vml" xmlns:w10="urn:schemas-microsoft-com:office:word" xmlns:w14="http://schemas.microsoft.com/office/word/2010/wordml" xmlns:w="http://schemas.openxmlformats.org/wordprocessingml/2006/main" xmlns:wne="http://schemas.microsoft.com/office/word/2006/wordml" xmlns:wp14="http://schemas.microsoft.com/office/word/2010/wordprocessingDrawing" xmlns:wp="http://schemas.openxmlformats.org/drawingml/2006/wordprocessingDrawing" xmlns:wpc="http://schemas.microsoft.com/office/word/2010/wordprocessingCanvas" xmlns:wpg="http://schemas.microsoft.com/office/word/2010/wordprocessingGroup" xmlns:wpi="http://schemas.microsoft.com/office/word/2010/wordprocessingInk" xmlns:wps="http://schemas.microsoft.com/office/word/2010/wordprocessingShape" mc:Ignorable="w14 wp14">
+  <w:p>
+    <w:pPr>
+      <w:pStyle w:val="Header"/>
+    </w:pPr>
+    <w:r/>
+    <w:r>
+      <w:drawing>
+        <wp:inline xmlns:a="http://schemas.openxmlformats.org/drawingml/2006/main" xmlns:pic="http://schemas.openxmlformats.org/drawingml/2006/picture">
+          <wp:extent cx="5943600" cy="725119"/>
+          <wp:docPr id="1" name="Picture 1"/>
+          <wp:cNvGraphicFramePr>
+            <a:graphicFrameLocks noChangeAspect="1"/>
+          </wp:cNvGraphicFramePr>
+          <a:graphic>
+            <a:graphicData uri="http://schemas.openxmlformats.org/drawingml/2006/picture">
+              <pic:pic>
+                <pic:nvPicPr>
+                  <pic:cNvPr id="0" name="institutional_banner.png"/>
+                  <pic:cNvPicPr/>
+                </pic:nvPicPr>
+                <pic:blipFill>
+                  <a:blip r:embed="rId1"/>
+                  <a:stretch>
+                    <a:fillRect/>
+                  </a:stretch>
+                </pic:blipFill>
+                <pic:spPr>
+                  <a:xfrm>
+                    <a:off x="0" y="0"/>
+                    <a:ext cx="5943600" cy="725119"/>
+                  </a:xfrm>
+                  <a:prstGeom prst="rect"/>
+                </pic:spPr>
+              </pic:pic>
+            </a:graphicData>
+          </a:graphic>
+        </wp:inline>
+      </w:drawing>
+    </w:r>
+  </w:p>
+</w:hdr>
 </file>
 
 <file path=word/numbering.xml><?xml version="1.0" encoding="utf-8"?>
